--- a/FLASHWINDOW_ACM_TOPS_Revised.docx
+++ b/FLASHWINDOW_ACM_TOPS_Revised.docx
@@ -9737,7 +9737,7 @@
         <w:jc w:val="both"/>
       </w:pPr>
       <w:r>
-        <w:t>The complete FLASHWINDOW architecture is implemented as an extensible, modular software prototype. Micro-probing modules execute asynchronous HTTP HEAD requests and DNS validations. Temporal state machines evaluate canonical transitions following RFC 8785. Cryptographic ledgers persist linear SHA-256 hash chains and aggregate records into epoch Merkle roots. Ledger checkpointing modules generate keyed HMAC-SHA256 witness receipts binding epoch roots. The reference prototype and automated evaluation test harnesses are published as open-source artifacts.</w:t>
+        <w:t>The complete FLASHWINDOW architecture is implemented as an extensible, modular software prototype. Micro-probing modules execute asynchronous HTTP HEAD requests and DNS validations. Temporal state machines evaluate canonical transitions following RFC 8785. Cryptographic ledgers persist linear SHA-256 hash chains and aggregate records into epoch Merkle roots. Ledger checkpointing modules generate keyed HMAC-SHA256 witness receipts binding epoch roots. The reference prototype, benchmark datasets, and automated evaluation test harnesses are published as open-source artifacts at https://github.com/youwannahackme/flashwindow.</w:t>
       </w:r>
     </w:p>
     <w:p>
@@ -14711,7 +14711,7 @@
         <w:jc w:val="both"/>
       </w:pPr>
       <w:r>
-        <w:t>These results establish that temporal witnessing and deterministic invariant verification substantially harden software distribution pipelines against transient manipulation.</w:t>
+        <w:t>These results establish that temporal witnessing and deterministic invariant verification substantially harden software distribution pipelines against transient manipulation. The complete research reproducibility package and evaluation harnesses are available at https://github.com/youwannahackme/flashwindow.</w:t>
       </w:r>
     </w:p>
     <w:p>
